--- a/Steps_PodCast/SIT_WITH_GIT/STEPS_PODCAST_-_SIT_WIT_GIT_v1.7.docx
+++ b/Steps_PodCast/SIT_WITH_GIT/STEPS_PODCAST_-_SIT_WIT_GIT_v1.7.docx
@@ -5371,9 +5371,9 @@
       <w:pPr>
         <w:pStyle w:val="Heading2"/>
       </w:pPr>
-      <w:bookmarkStart w:id="9" w:name="_Toc187447308"/>
-      <w:bookmarkStart w:id="10" w:name="_Toc187452854"/>
-      <w:bookmarkStart w:id="11" w:name="_Toc187456624"/>
+      <w:bookmarkStart w:id="9" w:name="_Toc187456624"/>
+      <w:bookmarkStart w:id="10" w:name="_Toc187447308"/>
+      <w:bookmarkStart w:id="11" w:name="_Toc187452854"/>
       <w:r>
         <w:t>Introduction</w:t>
       </w:r>
@@ -5386,12 +5386,12 @@
       <w:r>
         <w:t>Branching and Merging</w:t>
       </w:r>
+      <w:bookmarkEnd w:id="9"/>
+      <w:r>
+        <w:t xml:space="preserve"> </w:t>
+      </w:r>
+      <w:bookmarkEnd w:id="10"/>
       <w:bookmarkEnd w:id="11"/>
-      <w:r>
-        <w:t xml:space="preserve"> </w:t>
-      </w:r>
-      <w:bookmarkEnd w:id="9"/>
-      <w:bookmarkEnd w:id="10"/>
     </w:p>
     <w:p>
       <w:pPr>
@@ -5885,8 +5885,8 @@
       <w:bookmarkEnd w:id="26"/>
     </w:p>
     <w:p>
-      <w:bookmarkStart w:id="27" w:name="_Toc187447314"/>
-      <w:bookmarkStart w:id="28" w:name="_Toc187452860"/>
+      <w:bookmarkStart w:id="27" w:name="_Toc187452860"/>
+      <w:bookmarkStart w:id="28" w:name="_Toc187447314"/>
       <w:r>
         <w:t xml:space="preserve">I've created a playground on GitHub that you can freely clone. </w:t>
       </w:r>
@@ -5896,7 +5896,7 @@
       <w:r>
         <w:t>void modifying the main, note-animals, or note-colors branches. Instead, create temporary branches in your local git playground to practice git merging.</w:t>
       </w:r>
-      <w:bookmarkEnd w:id="28"/>
+      <w:bookmarkEnd w:id="27"/>
     </w:p>
     <w:p>
       <w:pPr>
@@ -5907,7 +5907,7 @@
       <w:r>
         <w:t>Merge Folder</w:t>
       </w:r>
-      <w:bookmarkEnd w:id="27"/>
+      <w:bookmarkEnd w:id="28"/>
       <w:bookmarkEnd w:id="29"/>
       <w:bookmarkEnd w:id="30"/>
       <w:r>
@@ -7784,9 +7784,165 @@
       <w:pPr>
         <w:pStyle w:val="Heading3"/>
       </w:pPr>
+      <w:r>
+        <w:t>Branches</w:t>
+      </w:r>
+    </w:p>
+    <w:p>
+      <w:r>
+        <w:t xml:space="preserve">SourceTree is a graphical user interface (GUI) for managing Git repositories. One of its key features is the ability to handle branches. Branches in SourceTree (and Git in general) are a </w:t>
+      </w:r>
+      <w:r>
+        <w:lastRenderedPageBreak/>
+        <w:t>way to diverge from the main line of development and continue to work on changes independently.</w:t>
+      </w:r>
+    </w:p>
+    <w:p>
+      <w:r>
+        <w:t>Here's a breakdown of what branches are and how you can use them in SourceTree:</w:t>
+      </w:r>
+    </w:p>
+    <w:p>
+      <w:pPr>
+        <w:rPr>
+          <w:b/>
+          <w:bCs/>
+        </w:rPr>
+      </w:pPr>
+      <w:r>
+        <w:rPr>
+          <w:b/>
+          <w:bCs/>
+        </w:rPr>
+        <w:t>What Are Branches?</w:t>
+      </w:r>
+    </w:p>
+    <w:p>
+      <w:pPr>
+        <w:numPr>
+          <w:ilvl w:val="0"/>
+          <w:numId w:val="19"/>
+        </w:numPr>
+      </w:pPr>
+      <w:r>
+        <w:rPr>
+          <w:b/>
+          <w:bCs/>
+        </w:rPr>
+        <w:t>Branches</w:t>
+      </w:r>
+      <w:r>
+        <w:t xml:space="preserve"> are essentially pointers to specific commits in a repository. They allow you to create multiple lines of development within the same project.</w:t>
+      </w:r>
+    </w:p>
+    <w:p>
+      <w:pPr>
+        <w:numPr>
+          <w:ilvl w:val="0"/>
+          <w:numId w:val="19"/>
+        </w:numPr>
+      </w:pPr>
+      <w:r>
+        <w:t xml:space="preserve">The </w:t>
+      </w:r>
+      <w:r>
+        <w:rPr>
+          <w:b/>
+          <w:bCs/>
+        </w:rPr>
+        <w:t>default branch</w:t>
+      </w:r>
+      <w:r>
+        <w:t xml:space="preserve"> when you create a repository is called </w:t>
+      </w:r>
+      <w:r>
+        <w:rPr>
+          <w:b/>
+          <w:bCs/>
+        </w:rPr>
+        <w:t>main or master</w:t>
+      </w:r>
+      <w:r>
+        <w:t>.</w:t>
+      </w:r>
+    </w:p>
+    <w:p>
+      <w:pPr>
+        <w:numPr>
+          <w:ilvl w:val="0"/>
+          <w:numId w:val="19"/>
+        </w:numPr>
+      </w:pPr>
+      <w:r>
+        <w:rPr>
+          <w:b/>
+          <w:bCs/>
+        </w:rPr>
+        <w:t>Feature branches</w:t>
+      </w:r>
+      <w:r>
+        <w:t xml:space="preserve"> can be created for working on specific features or tasks without affecting the main branch.</w:t>
+      </w:r>
+    </w:p>
+    <w:p/>
+    <w:p>
+      <w:pPr>
+        <w:pStyle w:val="NormalWeb"/>
+        <w:jc w:val="center"/>
+      </w:pPr>
+      <w:r>
+        <w:rPr>
+          <w:noProof/>
+        </w:rPr>
+        <w:drawing>
+          <wp:inline distT="0" distB="0" distL="0" distR="0" wp14:anchorId="02E96C3A" wp14:editId="6EAE1C32">
+            <wp:extent cx="4879689" cy="2835016"/>
+            <wp:effectExtent l="0" t="0" r="0" b="3810"/>
+            <wp:docPr id="2030537634" name="Picture 1" descr="A screenshot of a computer&#10;&#10;Description automatically generated"/>
+            <wp:cNvGraphicFramePr>
+              <a:graphicFrameLocks xmlns:a="http://schemas.openxmlformats.org/drawingml/2006/main" noChangeAspect="1"/>
+            </wp:cNvGraphicFramePr>
+            <a:graphic xmlns:a="http://schemas.openxmlformats.org/drawingml/2006/main">
+              <a:graphicData uri="http://schemas.openxmlformats.org/drawingml/2006/picture">
+                <pic:pic xmlns:pic="http://schemas.openxmlformats.org/drawingml/2006/picture">
+                  <pic:nvPicPr>
+                    <pic:cNvPr id="2030537634" name="Picture 1" descr="A screenshot of a computer&#10;&#10;Description automatically generated"/>
+                    <pic:cNvPicPr/>
+                  </pic:nvPicPr>
+                  <pic:blipFill>
+                    <a:blip r:embed="rId61"/>
+                    <a:stretch>
+                      <a:fillRect/>
+                    </a:stretch>
+                  </pic:blipFill>
+                  <pic:spPr>
+                    <a:xfrm>
+                      <a:off x="0" y="0"/>
+                      <a:ext cx="4891033" cy="2841607"/>
+                    </a:xfrm>
+                    <a:prstGeom prst="rect">
+                      <a:avLst/>
+                    </a:prstGeom>
+                  </pic:spPr>
+                </pic:pic>
+              </a:graphicData>
+            </a:graphic>
+          </wp:inline>
+        </w:drawing>
+      </w:r>
+    </w:p>
+    <w:p>
+      <w:pPr>
+        <w:pStyle w:val="NormalWeb"/>
+        <w:jc w:val="center"/>
+      </w:pPr>
+    </w:p>
+    <w:p>
+      <w:pPr>
+        <w:pStyle w:val="Heading3"/>
+      </w:pPr>
       <w:bookmarkStart w:id="44" w:name="_Toc187456642"/>
       <w:r>
-        <w:lastRenderedPageBreak/>
         <w:t>History</w:t>
       </w:r>
       <w:bookmarkEnd w:id="44"/>
@@ -7835,6 +7991,7 @@
         <w:rPr>
           <w:noProof/>
         </w:rPr>
+        <w:lastRenderedPageBreak/>
         <w:drawing>
           <wp:inline distT="0" distB="0" distL="0" distR="0" wp14:anchorId="498234AD" wp14:editId="3CDF3B1A">
             <wp:extent cx="4654197" cy="1244600"/>
@@ -7851,7 +8008,7 @@
                     <pic:cNvPicPr/>
                   </pic:nvPicPr>
                   <pic:blipFill>
-                    <a:blip r:embed="rId61"/>
+                    <a:blip r:embed="rId62"/>
                     <a:stretch>
                       <a:fillRect/>
                     </a:stretch>
@@ -7930,7 +8087,7 @@
                     <pic:cNvPicPr/>
                   </pic:nvPicPr>
                   <pic:blipFill>
-                    <a:blip r:embed="rId62"/>
+                    <a:blip r:embed="rId63"/>
                     <a:stretch>
                       <a:fillRect/>
                     </a:stretch>
@@ -7977,7 +8134,7 @@
           <w:u w:val="none"/>
         </w:rPr>
       </w:pPr>
-      <w:hyperlink r:id="rId63" w:history="1">
+      <w:hyperlink r:id="rId64" w:history="1">
         <w:r>
           <w:rPr>
             <w:rStyle w:val="Hyperlink"/>
@@ -7994,7 +8151,7 @@
           <w:numId w:val="14"/>
         </w:numPr>
       </w:pPr>
-      <w:hyperlink r:id="rId64" w:history="1">
+      <w:hyperlink r:id="rId65" w:history="1">
         <w:r>
           <w:rPr>
             <w:rStyle w:val="Hyperlink"/>
@@ -8011,7 +8168,7 @@
           <w:numId w:val="14"/>
         </w:numPr>
       </w:pPr>
-      <w:hyperlink r:id="rId65" w:history="1">
+      <w:hyperlink r:id="rId66" w:history="1">
         <w:r>
           <w:rPr>
             <w:rStyle w:val="Hyperlink"/>
@@ -8021,7 +8178,7 @@
       </w:hyperlink>
     </w:p>
     <w:sectPr>
-      <w:footerReference w:type="default" r:id="rId66"/>
+      <w:footerReference w:type="default" r:id="rId67"/>
       <w:pgSz w:w="12240" w:h="15840"/>
       <w:pgMar w:top="1440" w:right="1440" w:bottom="1440" w:left="1440" w:header="720" w:footer="720" w:gutter="0"/>
       <w:pgNumType w:start="0"/>
@@ -8974,6 +9131,155 @@
     </w:lvl>
   </w:abstractNum>
   <w:abstractNum w:abstractNumId="7" w15:restartNumberingAfterBreak="0">
+    <w:nsid w:val="21660C42"/>
+    <w:multiLevelType w:val="multilevel"/>
+    <w:tmpl w:val="E2BA88DC"/>
+    <w:lvl w:ilvl="0">
+      <w:start w:val="1"/>
+      <w:numFmt w:val="bullet"/>
+      <w:lvlText w:val=""/>
+      <w:lvlJc w:val="left"/>
+      <w:pPr>
+        <w:tabs>
+          <w:tab w:val="num" w:pos="720"/>
+        </w:tabs>
+        <w:ind w:left="720" w:hanging="360"/>
+      </w:pPr>
+      <w:rPr>
+        <w:rFonts w:ascii="Symbol" w:hAnsi="Symbol" w:hint="default"/>
+        <w:sz w:val="20"/>
+      </w:rPr>
+    </w:lvl>
+    <w:lvl w:ilvl="1" w:tentative="1">
+      <w:start w:val="1"/>
+      <w:numFmt w:val="bullet"/>
+      <w:lvlText w:val="o"/>
+      <w:lvlJc w:val="left"/>
+      <w:pPr>
+        <w:tabs>
+          <w:tab w:val="num" w:pos="1440"/>
+        </w:tabs>
+        <w:ind w:left="1440" w:hanging="360"/>
+      </w:pPr>
+      <w:rPr>
+        <w:rFonts w:ascii="Courier New" w:hAnsi="Courier New" w:hint="default"/>
+        <w:sz w:val="20"/>
+      </w:rPr>
+    </w:lvl>
+    <w:lvl w:ilvl="2" w:tentative="1">
+      <w:start w:val="1"/>
+      <w:numFmt w:val="bullet"/>
+      <w:lvlText w:val=""/>
+      <w:lvlJc w:val="left"/>
+      <w:pPr>
+        <w:tabs>
+          <w:tab w:val="num" w:pos="2160"/>
+        </w:tabs>
+        <w:ind w:left="2160" w:hanging="360"/>
+      </w:pPr>
+      <w:rPr>
+        <w:rFonts w:ascii="Wingdings" w:hAnsi="Wingdings" w:hint="default"/>
+        <w:sz w:val="20"/>
+      </w:rPr>
+    </w:lvl>
+    <w:lvl w:ilvl="3" w:tentative="1">
+      <w:start w:val="1"/>
+      <w:numFmt w:val="bullet"/>
+      <w:lvlText w:val=""/>
+      <w:lvlJc w:val="left"/>
+      <w:pPr>
+        <w:tabs>
+          <w:tab w:val="num" w:pos="2880"/>
+        </w:tabs>
+        <w:ind w:left="2880" w:hanging="360"/>
+      </w:pPr>
+      <w:rPr>
+        <w:rFonts w:ascii="Wingdings" w:hAnsi="Wingdings" w:hint="default"/>
+        <w:sz w:val="20"/>
+      </w:rPr>
+    </w:lvl>
+    <w:lvl w:ilvl="4" w:tentative="1">
+      <w:start w:val="1"/>
+      <w:numFmt w:val="bullet"/>
+      <w:lvlText w:val=""/>
+      <w:lvlJc w:val="left"/>
+      <w:pPr>
+        <w:tabs>
+          <w:tab w:val="num" w:pos="3600"/>
+        </w:tabs>
+        <w:ind w:left="3600" w:hanging="360"/>
+      </w:pPr>
+      <w:rPr>
+        <w:rFonts w:ascii="Wingdings" w:hAnsi="Wingdings" w:hint="default"/>
+        <w:sz w:val="20"/>
+      </w:rPr>
+    </w:lvl>
+    <w:lvl w:ilvl="5" w:tentative="1">
+      <w:start w:val="1"/>
+      <w:numFmt w:val="bullet"/>
+      <w:lvlText w:val=""/>
+      <w:lvlJc w:val="left"/>
+      <w:pPr>
+        <w:tabs>
+          <w:tab w:val="num" w:pos="4320"/>
+        </w:tabs>
+        <w:ind w:left="4320" w:hanging="360"/>
+      </w:pPr>
+      <w:rPr>
+        <w:rFonts w:ascii="Wingdings" w:hAnsi="Wingdings" w:hint="default"/>
+        <w:sz w:val="20"/>
+      </w:rPr>
+    </w:lvl>
+    <w:lvl w:ilvl="6" w:tentative="1">
+      <w:start w:val="1"/>
+      <w:numFmt w:val="bullet"/>
+      <w:lvlText w:val=""/>
+      <w:lvlJc w:val="left"/>
+      <w:pPr>
+        <w:tabs>
+          <w:tab w:val="num" w:pos="5040"/>
+        </w:tabs>
+        <w:ind w:left="5040" w:hanging="360"/>
+      </w:pPr>
+      <w:rPr>
+        <w:rFonts w:ascii="Wingdings" w:hAnsi="Wingdings" w:hint="default"/>
+        <w:sz w:val="20"/>
+      </w:rPr>
+    </w:lvl>
+    <w:lvl w:ilvl="7" w:tentative="1">
+      <w:start w:val="1"/>
+      <w:numFmt w:val="bullet"/>
+      <w:lvlText w:val=""/>
+      <w:lvlJc w:val="left"/>
+      <w:pPr>
+        <w:tabs>
+          <w:tab w:val="num" w:pos="5760"/>
+        </w:tabs>
+        <w:ind w:left="5760" w:hanging="360"/>
+      </w:pPr>
+      <w:rPr>
+        <w:rFonts w:ascii="Wingdings" w:hAnsi="Wingdings" w:hint="default"/>
+        <w:sz w:val="20"/>
+      </w:rPr>
+    </w:lvl>
+    <w:lvl w:ilvl="8" w:tentative="1">
+      <w:start w:val="1"/>
+      <w:numFmt w:val="bullet"/>
+      <w:lvlText w:val=""/>
+      <w:lvlJc w:val="left"/>
+      <w:pPr>
+        <w:tabs>
+          <w:tab w:val="num" w:pos="6480"/>
+        </w:tabs>
+        <w:ind w:left="6480" w:hanging="360"/>
+      </w:pPr>
+      <w:rPr>
+        <w:rFonts w:ascii="Wingdings" w:hAnsi="Wingdings" w:hint="default"/>
+        <w:sz w:val="20"/>
+      </w:rPr>
+    </w:lvl>
+  </w:abstractNum>
+  <w:abstractNum w:abstractNumId="8" w15:restartNumberingAfterBreak="0">
     <w:nsid w:val="27343E8B"/>
     <w:multiLevelType w:val="multilevel"/>
     <w:tmpl w:val="179AE5A8"/>
@@ -9122,7 +9428,7 @@
       </w:rPr>
     </w:lvl>
   </w:abstractNum>
-  <w:abstractNum w:abstractNumId="8" w15:restartNumberingAfterBreak="0">
+  <w:abstractNum w:abstractNumId="9" w15:restartNumberingAfterBreak="0">
     <w:nsid w:val="2E162DF7"/>
     <w:multiLevelType w:val="hybridMultilevel"/>
     <w:tmpl w:val="5344BC76"/>
@@ -9212,7 +9518,7 @@
       </w:pPr>
     </w:lvl>
   </w:abstractNum>
-  <w:abstractNum w:abstractNumId="9" w15:restartNumberingAfterBreak="0">
+  <w:abstractNum w:abstractNumId="10" w15:restartNumberingAfterBreak="0">
     <w:nsid w:val="2E6772A1"/>
     <w:multiLevelType w:val="multilevel"/>
     <w:tmpl w:val="91608B10"/>
@@ -9361,7 +9667,7 @@
       </w:rPr>
     </w:lvl>
   </w:abstractNum>
-  <w:abstractNum w:abstractNumId="10" w15:restartNumberingAfterBreak="0">
+  <w:abstractNum w:abstractNumId="11" w15:restartNumberingAfterBreak="0">
     <w:nsid w:val="3E0E578B"/>
     <w:multiLevelType w:val="multilevel"/>
     <w:tmpl w:val="4AE0FEA4"/>
@@ -9510,7 +9816,7 @@
       </w:rPr>
     </w:lvl>
   </w:abstractNum>
-  <w:abstractNum w:abstractNumId="11" w15:restartNumberingAfterBreak="0">
+  <w:abstractNum w:abstractNumId="12" w15:restartNumberingAfterBreak="0">
     <w:nsid w:val="46223B1D"/>
     <w:multiLevelType w:val="hybridMultilevel"/>
     <w:tmpl w:val="F468C31A"/>
@@ -9623,7 +9929,7 @@
       </w:rPr>
     </w:lvl>
   </w:abstractNum>
-  <w:abstractNum w:abstractNumId="12" w15:restartNumberingAfterBreak="0">
+  <w:abstractNum w:abstractNumId="13" w15:restartNumberingAfterBreak="0">
     <w:nsid w:val="530520C2"/>
     <w:multiLevelType w:val="multilevel"/>
     <w:tmpl w:val="CD8E47B0"/>
@@ -9772,7 +10078,7 @@
       </w:rPr>
     </w:lvl>
   </w:abstractNum>
-  <w:abstractNum w:abstractNumId="13" w15:restartNumberingAfterBreak="0">
+  <w:abstractNum w:abstractNumId="14" w15:restartNumberingAfterBreak="0">
     <w:nsid w:val="53D26A0C"/>
     <w:multiLevelType w:val="multilevel"/>
     <w:tmpl w:val="54C44802"/>
@@ -9921,7 +10227,7 @@
       </w:rPr>
     </w:lvl>
   </w:abstractNum>
-  <w:abstractNum w:abstractNumId="14" w15:restartNumberingAfterBreak="0">
+  <w:abstractNum w:abstractNumId="15" w15:restartNumberingAfterBreak="0">
     <w:nsid w:val="64376FAC"/>
     <w:multiLevelType w:val="hybridMultilevel"/>
     <w:tmpl w:val="D0F03D7E"/>
@@ -10007,7 +10313,7 @@
       </w:pPr>
     </w:lvl>
   </w:abstractNum>
-  <w:abstractNum w:abstractNumId="15" w15:restartNumberingAfterBreak="0">
+  <w:abstractNum w:abstractNumId="16" w15:restartNumberingAfterBreak="0">
     <w:nsid w:val="6FD91CE9"/>
     <w:multiLevelType w:val="hybridMultilevel"/>
     <w:tmpl w:val="AA10D406"/>
@@ -10093,7 +10399,7 @@
       </w:pPr>
     </w:lvl>
   </w:abstractNum>
-  <w:abstractNum w:abstractNumId="16" w15:restartNumberingAfterBreak="0">
+  <w:abstractNum w:abstractNumId="17" w15:restartNumberingAfterBreak="0">
     <w:nsid w:val="74C87E37"/>
     <w:multiLevelType w:val="multilevel"/>
     <w:tmpl w:val="CC989174"/>
@@ -10242,7 +10548,7 @@
       </w:rPr>
     </w:lvl>
   </w:abstractNum>
-  <w:abstractNum w:abstractNumId="17" w15:restartNumberingAfterBreak="0">
+  <w:abstractNum w:abstractNumId="18" w15:restartNumberingAfterBreak="0">
     <w:nsid w:val="7F861E65"/>
     <w:multiLevelType w:val="multilevel"/>
     <w:tmpl w:val="5C242380"/>
@@ -10401,49 +10707,52 @@
     <w:abstractNumId w:val="3"/>
   </w:num>
   <w:num w:numId="4" w16cid:durableId="1450903299">
-    <w:abstractNumId w:val="16"/>
+    <w:abstractNumId w:val="17"/>
   </w:num>
   <w:num w:numId="5" w16cid:durableId="725646052">
     <w:abstractNumId w:val="5"/>
   </w:num>
   <w:num w:numId="6" w16cid:durableId="62340208">
+    <w:abstractNumId w:val="14"/>
+  </w:num>
+  <w:num w:numId="7" w16cid:durableId="1027609035">
     <w:abstractNumId w:val="13"/>
   </w:num>
-  <w:num w:numId="7" w16cid:durableId="1027609035">
-    <w:abstractNumId w:val="12"/>
-  </w:num>
   <w:num w:numId="8" w16cid:durableId="1142036419">
-    <w:abstractNumId w:val="10"/>
+    <w:abstractNumId w:val="11"/>
   </w:num>
   <w:num w:numId="9" w16cid:durableId="1956478493">
-    <w:abstractNumId w:val="15"/>
+    <w:abstractNumId w:val="16"/>
   </w:num>
   <w:num w:numId="10" w16cid:durableId="1860047491">
-    <w:abstractNumId w:val="14"/>
+    <w:abstractNumId w:val="15"/>
   </w:num>
   <w:num w:numId="11" w16cid:durableId="607079919">
     <w:abstractNumId w:val="4"/>
   </w:num>
   <w:num w:numId="12" w16cid:durableId="1145124798">
-    <w:abstractNumId w:val="8"/>
+    <w:abstractNumId w:val="9"/>
   </w:num>
   <w:num w:numId="13" w16cid:durableId="1568035164">
     <w:abstractNumId w:val="0"/>
   </w:num>
   <w:num w:numId="14" w16cid:durableId="931427627">
-    <w:abstractNumId w:val="11"/>
+    <w:abstractNumId w:val="12"/>
   </w:num>
   <w:num w:numId="15" w16cid:durableId="1280573548">
     <w:abstractNumId w:val="1"/>
   </w:num>
   <w:num w:numId="16" w16cid:durableId="2072118487">
-    <w:abstractNumId w:val="7"/>
+    <w:abstractNumId w:val="8"/>
   </w:num>
   <w:num w:numId="17" w16cid:durableId="678235651">
-    <w:abstractNumId w:val="17"/>
+    <w:abstractNumId w:val="18"/>
   </w:num>
   <w:num w:numId="18" w16cid:durableId="903489192">
-    <w:abstractNumId w:val="9"/>
+    <w:abstractNumId w:val="10"/>
+  </w:num>
+  <w:num w:numId="19" w16cid:durableId="1976175527">
+    <w:abstractNumId w:val="7"/>
   </w:num>
 </w:numbering>
 </file>
@@ -11050,7 +11359,6 @@
   <w:style w:type="character" w:default="1" w:styleId="DefaultParagraphFont">
     <w:name w:val="Default Paragraph Font"/>
     <w:uiPriority w:val="1"/>
-    <w:semiHidden/>
     <w:unhideWhenUsed/>
   </w:style>
   <w:style w:type="table" w:default="1" w:styleId="TableNormal">

--- a/Steps_PodCast/SIT_WITH_GIT/STEPS_PODCAST_-_SIT_WIT_GIT_v1.7.docx
+++ b/Steps_PodCast/SIT_WITH_GIT/STEPS_PODCAST_-_SIT_WIT_GIT_v1.7.docx
@@ -2792,12 +2792,21 @@
     <w:p/>
     <w:p/>
     <w:p/>
+    <w:p/>
+    <w:p/>
+    <w:p/>
+    <w:p/>
+    <w:p/>
+    <w:p/>
+    <w:p/>
+    <w:p/>
     <w:p>
       <w:pPr>
         <w:pStyle w:val="Heading1"/>
       </w:pPr>
       <w:bookmarkStart w:id="0" w:name="_Toc187456616"/>
       <w:r>
+        <w:lastRenderedPageBreak/>
         <w:t>Introduction</w:t>
       </w:r>
       <w:bookmarkEnd w:id="0"/>
@@ -2831,7 +2840,6 @@
         <w:jc w:val="both"/>
       </w:pPr>
       <w:r>
-        <w:lastRenderedPageBreak/>
         <w:t>Before committing changes to the repository, developers can add files to a staging area. This allows them to review and selectively commit changes, providing greater control over the project's history.</w:t>
       </w:r>
     </w:p>
@@ -3049,6 +3057,7 @@
       </w:pPr>
       <w:bookmarkStart w:id="3" w:name="_Toc187456619"/>
       <w:r>
+        <w:lastRenderedPageBreak/>
         <w:t>What is the Staging Area in Git</w:t>
       </w:r>
       <w:r>
@@ -3179,7 +3188,6 @@
       <w:bookmarkStart w:id="4" w:name="_Int_ADf5FhAE"/>
       <w:bookmarkStart w:id="5" w:name="_Toc187456620"/>
       <w:r>
-        <w:lastRenderedPageBreak/>
         <w:t>How to Rename and Remove file</w:t>
       </w:r>
       <w:bookmarkEnd w:id="4"/>
@@ -3561,6 +3569,7 @@
         <w:rPr>
           <w:noProof/>
         </w:rPr>
+        <w:lastRenderedPageBreak/>
         <w:drawing>
           <wp:inline distT="0" distB="0" distL="0" distR="0" wp14:anchorId="24C5AAD6" wp14:editId="0940E3E8">
             <wp:extent cx="4590476" cy="1009524"/>
@@ -3657,7 +3666,6 @@
         <w:rPr>
           <w:noProof/>
         </w:rPr>
-        <w:lastRenderedPageBreak/>
         <w:drawing>
           <wp:inline distT="0" distB="0" distL="0" distR="0" wp14:anchorId="17D61A08" wp14:editId="692771F0">
             <wp:extent cx="4276190" cy="638095"/>
@@ -3848,6 +3856,7 @@
         <w:rPr>
           <w:noProof/>
         </w:rPr>
+        <w:lastRenderedPageBreak/>
         <w:drawing>
           <wp:inline distT="0" distB="0" distL="0" distR="0" wp14:anchorId="09E1EE50" wp14:editId="6BE228AB">
             <wp:extent cx="4314286" cy="2314286"/>
@@ -3997,7 +4006,6 @@
         <w:rPr>
           <w:noProof/>
         </w:rPr>
-        <w:lastRenderedPageBreak/>
         <w:drawing>
           <wp:inline distT="0" distB="0" distL="0" distR="0" wp14:anchorId="5C387F9C" wp14:editId="7D7CAC3F">
             <wp:extent cx="3115894" cy="1077174"/>
@@ -4347,6 +4355,7 @@
           <w:b/>
           <w:bCs/>
         </w:rPr>
+        <w:lastRenderedPageBreak/>
         <w:t>Changes to be committed:</w:t>
       </w:r>
       <w:r>
@@ -4459,7 +4468,6 @@
         <w:rPr>
           <w:noProof/>
         </w:rPr>
-        <w:lastRenderedPageBreak/>
         <w:drawing>
           <wp:inline distT="0" distB="0" distL="0" distR="0" wp14:anchorId="1AE69F30" wp14:editId="3BCD0B0C">
             <wp:extent cx="3887283" cy="811712"/>
@@ -4660,7 +4668,11 @@
         <w:jc w:val="both"/>
       </w:pPr>
       <w:r>
-        <w:t xml:space="preserve">In Git, an untracked file is a file that exists in your working directory but hasn’t yet been added to the repository’s tracking system. Essentially, Git is unaware of this file. Untracked files are typically new files that you've created but haven’t yet added to version control. </w:t>
+        <w:t xml:space="preserve">In Git, an untracked file is a file that exists in your working directory but hasn’t yet been added to the repository’s tracking system. Essentially, Git is unaware of this file. Untracked files are </w:t>
+      </w:r>
+      <w:r>
+        <w:lastRenderedPageBreak/>
+        <w:t xml:space="preserve">typically new files that you've created but haven’t yet added to version control. </w:t>
       </w:r>
       <w:r>
         <w:t xml:space="preserve">The </w:t>
@@ -4728,7 +4740,6 @@
         <w:jc w:val="both"/>
       </w:pPr>
       <w:r>
-        <w:lastRenderedPageBreak/>
         <w:t xml:space="preserve"> I </w:t>
       </w:r>
       <w:r>
@@ -4995,6 +5006,7 @@
     </w:p>
     <w:p>
       <w:r>
+        <w:lastRenderedPageBreak/>
         <w:t xml:space="preserve">Checking the status once more, it confirms that changes to the </w:t>
       </w:r>
       <w:r>
@@ -5131,7 +5143,6 @@
         <w:rPr>
           <w:noProof/>
         </w:rPr>
-        <w:lastRenderedPageBreak/>
         <w:drawing>
           <wp:inline distT="0" distB="0" distL="0" distR="0" wp14:anchorId="49B95371" wp14:editId="2A3A7C72">
             <wp:extent cx="3297907" cy="846853"/>
@@ -5330,6 +5341,7 @@
         <w:rPr>
           <w:noProof/>
         </w:rPr>
+        <w:lastRenderedPageBreak/>
         <w:drawing>
           <wp:inline distT="0" distB="0" distL="0" distR="0" wp14:anchorId="2C74EC63" wp14:editId="71F42F82">
             <wp:extent cx="3237236" cy="1339349"/>
@@ -5422,7 +5434,6 @@
         <w:rPr>
           <w:rStyle w:val="Heading2Char"/>
         </w:rPr>
-        <w:lastRenderedPageBreak/>
         <w:t>Lists all branches (git branch</w:t>
       </w:r>
       <w:r>
@@ -5640,6 +5651,7 @@
       <w:bookmarkStart w:id="19" w:name="_Toc187452857"/>
       <w:bookmarkStart w:id="20" w:name="_Toc187456627"/>
       <w:r>
+        <w:lastRenderedPageBreak/>
         <w:t xml:space="preserve">Switches to the specified branch </w:t>
       </w:r>
       <w:r>
@@ -5725,7 +5737,6 @@
       <w:bookmarkStart w:id="22" w:name="_Toc187452858"/>
       <w:bookmarkStart w:id="23" w:name="_Toc187456628"/>
       <w:r>
-        <w:lastRenderedPageBreak/>
         <w:t>Delete Branch (git branch &lt;branch-name&gt; -D)</w:t>
       </w:r>
       <w:bookmarkEnd w:id="21"/>
@@ -5905,6 +5916,7 @@
       <w:bookmarkStart w:id="29" w:name="_Toc187452861"/>
       <w:bookmarkStart w:id="30" w:name="_Toc187456630"/>
       <w:r>
+        <w:lastRenderedPageBreak/>
         <w:t>Merge Folder</w:t>
       </w:r>
       <w:bookmarkEnd w:id="28"/>
@@ -5974,7 +5986,6 @@
         <w:rPr>
           <w:noProof/>
         </w:rPr>
-        <w:lastRenderedPageBreak/>
         <w:drawing>
           <wp:inline distT="0" distB="0" distL="0" distR="0" wp14:anchorId="62218FE5" wp14:editId="3C9A2620">
             <wp:extent cx="2162491" cy="1458064"/>
@@ -6232,6 +6243,7 @@
         </w:numPr>
       </w:pPr>
       <w:r>
+        <w:lastRenderedPageBreak/>
         <w:t xml:space="preserve">The </w:t>
       </w:r>
       <w:r>
@@ -6260,7 +6272,6 @@
         <w:rPr>
           <w:noProof/>
         </w:rPr>
-        <w:lastRenderedPageBreak/>
         <w:drawing>
           <wp:inline distT="0" distB="0" distL="0" distR="0" wp14:anchorId="716FE7A7" wp14:editId="6D16F28B">
             <wp:extent cx="2244830" cy="2038118"/>
@@ -6452,6 +6463,7 @@
     </w:p>
     <w:p>
       <w:r>
+        <w:lastRenderedPageBreak/>
         <w:t>Once inside the "Hello</w:t>
       </w:r>
       <w:r>
@@ -6479,7 +6491,6 @@
         <w:rPr>
           <w:noProof/>
         </w:rPr>
-        <w:lastRenderedPageBreak/>
         <w:drawing>
           <wp:inline distT="0" distB="0" distL="0" distR="0" wp14:anchorId="48B04ED0" wp14:editId="2ECC6FC9">
             <wp:extent cx="4142969" cy="412526"/>
@@ -11359,6 +11370,7 @@
   <w:style w:type="character" w:default="1" w:styleId="DefaultParagraphFont">
     <w:name w:val="Default Paragraph Font"/>
     <w:uiPriority w:val="1"/>
+    <w:semiHidden/>
     <w:unhideWhenUsed/>
   </w:style>
   <w:style w:type="table" w:default="1" w:styleId="TableNormal">
